--- a/docs/Modelo de rating FEXERJ - regras completas 1.4.docx
+++ b/docs/Modelo de rating FEXERJ - regras completas 1.4.docx
@@ -13868,28 +13868,32 @@
         <w:rPr/>
       </w:pPr>
       <w:r>
-        <w:rPr/>
-        <w:t xml:space="preserve">Consequência a registrar, porque o arquivo é lido e escrito pelo mesmo programa: o fator K é </w:t>
-      </w:r>
-      <w:r>
         <w:rPr>
           <w:rStyle w:val="Strong"/>
         </w:rPr>
-        <w:t>derivado</w:t>
-      </w:r>
-      <w:r>
-        <w:rPr/>
-        <w:t xml:space="preserve"> (vem do rating, da contagem de partidas e da data de nascimento, seção 5) e será </w:t>
-      </w:r>
+        <w:t>A coluna de fator K é saída.</w:t>
+      </w:r>
+      <w:r>
+        <w:rPr/>
+        <w:t xml:space="preserve"> O programa a reescreve a cada ciclo, calculando o K de cada jogador a partir do rating, da contagem de partidas e da data de nascimento (seção 5). Não é preciso avisar ninguém para não editá-la: uma edição manual não altera o cálculo daquele ciclo e desaparece na primeira execução seguinte, sobrescrita pelo valor calculado.</w:t>
+      </w:r>
+    </w:p>
+    <w:p>
+      <w:pPr>
+        <w:pStyle w:val="BodyText"/>
+        <w:bidi w:val="0"/>
+        <w:jc w:val="left"/>
+        <w:rPr/>
+      </w:pPr>
       <w:r>
         <w:rPr>
           <w:rStyle w:val="Strong"/>
         </w:rPr>
-        <w:t>recalculado a cada ciclo</w:t>
-      </w:r>
-      <w:r>
-        <w:rPr/>
-        <w:t>. A coluna existe para quem lê a lista, não para alimentar o cálculo — um K editado à mão não muda resultado nenhum. O cabeçalho do arquivo e o README dizem isso com todas as letras, para que ninguém edite a coluna esperando efeito.</w:t>
+        <w:t>Para que serve, então, uma coluna que o programa não lê:</w:t>
+      </w:r>
+      <w:r>
+        <w:rPr/>
+        <w:t xml:space="preserve"> para conferir. Ela mostra com que fator cada jogador foi calculado naquele ciclo, que é o número que explica o tamanho da variação dele. Sem ela, descobrir isso exige refazer a regra da seção 5 à mão, jogador a jogador. É o mesmo papel do rating publicado — é resultado, e é por ser resultado que serve de conferência.</w:t>
       </w:r>
     </w:p>
     <w:p>
@@ -13900,24 +13904,18 @@
         <w:rPr/>
       </w:pPr>
       <w:r>
+        <w:rPr/>
+        <w:t xml:space="preserve">Há um único dado que o cálculo </w:t>
+      </w:r>
+      <w:r>
         <w:rPr>
           <w:rStyle w:val="Strong"/>
         </w:rPr>
-        <w:t>Para que serve uma coluna que não alimenta o cálculo:</w:t>
-      </w:r>
-      <w:r>
-        <w:rPr/>
-        <w:t xml:space="preserve"> para conferir. Ela mostra com que fator cada jogador foi calculado naquele ciclo — o número que explica o tamanho da variação dele. Sem ela, descobrir isso exige refazer a regra da seção 5 à mão, jogador a jogador. É o mesmo papel do rating publicado: é resultado, e é por ser resultado que serve de conferência. O dado que o cálculo </w:t>
-      </w:r>
-      <w:r>
-        <w:rPr>
-          <w:rStyle w:val="Strong"/>
-        </w:rPr>
         <w:t>precisa</w:t>
       </w:r>
       <w:r>
         <w:rPr/>
-        <w:t xml:space="preserve"> guardar e não consegue deduzir é outro — a permanência do K=10 —, e é ele que pede campo próprio (ponto em aberto 1).</w:t>
+        <w:t xml:space="preserve"> conhecer e não consegue deduzir do arquivo: a permanência do K=10, isto é, que o jogador já atingiu 2.200 alguma vez, mesmo estando abaixo disso agora. Como esse dado é guardado — em campo próprio, ou lido do próprio K — é o ponto em aberto 1.</w:t>
       </w:r>
     </w:p>
     <w:p>

--- a/docs/Modelo de rating FEXERJ - regras completas 1.4.docx
+++ b/docs/Modelo de rating FEXERJ - regras completas 1.4.docx
@@ -2606,21 +2606,11 @@
         <w:rPr>
           <w:rStyle w:val="Strong"/>
         </w:rPr>
-        <w:t>Consequência, com todas as letras: todos os torneios do bimestre entram numa execução só.</w:t>
-      </w:r>
-      <w:r>
-        <w:rPr/>
-        <w:t xml:space="preserve"> Rodar torneio a torneio dentro do mesmo bimestre dá um resultado diferente de rodar o bimestre inteiro de uma vez, porque o fator K (seção 5), o teto de 700 (seção 5.1) e o arredondamento (seção 3, passo 5) são todos definidos </w:t>
-      </w:r>
-      <w:r>
-        <w:rPr>
-          <w:rStyle w:val="Strong"/>
-        </w:rPr>
-        <w:t>por período</w:t>
-      </w:r>
-      <w:r>
-        <w:rPr/>
-        <w:t xml:space="preserve"> — fatiar a execução fatia os três junto. Não é preferência operacional: é o que faz "por período" significar alguma coisa.</w:t>
+        <w:t>Todos os torneios do bimestre são processados numa execução única.</w:t>
+      </w:r>
+      <w:r>
+        <w:rPr/>
+        <w:t xml:space="preserve"> O fator K (seção 5), o teto de 700 (seção 5.1) e o arredondamento (seção 3, passo 5) são definidos por período; processar torneio a torneio dentro do mesmo bimestre fraciona os três e produz resultado diferente do bimestre processado de uma vez.</w:t>
       </w:r>
     </w:p>
     <w:p>
@@ -2941,30 +2931,192 @@
     </w:p>
     <w:p>
       <w:pPr>
-        <w:pStyle w:val="BlockQuotation"/>
-        <w:bidi w:val="0"/>
-        <w:jc w:val="left"/>
-        <w:rPr/>
-      </w:pPr>
+        <w:pStyle w:val="BodyText"/>
+        <w:bidi w:val="0"/>
+        <w:jc w:val="left"/>
+        <w:rPr/>
+      </w:pPr>
+      <w:r>
+        <w:rPr/>
+        <w:t>A condição de "já atingiu 2200" é registrada, e não deduzida do rating corrente: um jogador que chegou a 2210 e caiu para 2150 mantém K=10, e o rating atual não distingue esse caso de quem nunca passou de 2150. O registro é por modalidade e é atualizado pelo programa sempre que o rating publicado cruzar 2200.</w:t>
+      </w:r>
+    </w:p>
+    <w:p>
+      <w:pPr>
+        <w:pStyle w:val="BodyText"/>
+        <w:bidi w:val="0"/>
+        <w:jc w:val="left"/>
+        <w:rPr/>
+      </w:pPr>
+      <w:r>
+        <w:rPr/>
+        <w:t xml:space="preserve">Essa condição </w:t>
+      </w:r>
+      <w:r>
+        <w:rPr>
+          <w:rStyle w:val="Strong"/>
+        </w:rPr>
+        <w:t>prevalece sobre as demais</w:t>
+      </w:r>
+      <w:r>
+        <w:rPr/>
+        <w:t xml:space="preserve"> da tabela acima: nem a regra de sub-18 nem a de jogador novo elevam o K depois que ele chega a 10.</w:t>
+      </w:r>
+    </w:p>
+    <w:p>
+      <w:pPr>
+        <w:pStyle w:val="BodyText"/>
+        <w:bidi w:val="0"/>
+        <w:jc w:val="left"/>
+        <w:rPr/>
+      </w:pPr>
+      <w:r>
+        <w:rPr/>
+        <w:t xml:space="preserve">O registro é </w:t>
+      </w:r>
+      <w:r>
+        <w:rPr>
+          <w:rStyle w:val="Strong"/>
+        </w:rPr>
+        <w:t>por modalidade</w:t>
+      </w:r>
+      <w:r>
+        <w:rPr/>
+        <w:t>. Um jogador que estreia numa modalidade nova (seção 1.1) entra nela com K=40 ainda que tenha K=10 na modalidade de origem, porque naquela modalidade não atingiu 2200.</w:t>
+      </w:r>
+    </w:p>
+    <w:p>
+      <w:pPr>
+        <w:pStyle w:val="BodyText"/>
+        <w:bidi w:val="0"/>
+        <w:jc w:val="left"/>
+        <w:rPr/>
+      </w:pPr>
+      <w:r>
+        <w:rPr/>
+        <w:t xml:space="preserve">O K é determinado </w:t>
+      </w:r>
+      <w:r>
+        <w:rPr>
+          <w:rStyle w:val="Strong"/>
+        </w:rPr>
+        <w:t>uma vez por período</w:t>
+      </w:r>
+      <w:r>
+        <w:rPr/>
+        <w:t xml:space="preserve"> e vale para todas as partidas dele, sem exceção.</w:t>
+      </w:r>
+    </w:p>
+    <w:p>
+      <w:pPr>
+        <w:pStyle w:val="Heading3"/>
+        <w:bidi w:val="0"/>
+        <w:jc w:val="left"/>
+        <w:rPr/>
+      </w:pPr>
+      <w:r>
+        <w:rPr/>
+        <w:t>5.1 Teto de 700 (8.3.3)</w:t>
+      </w:r>
+    </w:p>
+    <w:p>
+      <w:pPr>
+        <w:pStyle w:val="BodyText"/>
+        <w:bidi w:val="0"/>
+        <w:jc w:val="left"/>
+        <w:rPr/>
+      </w:pPr>
+      <w:r>
+        <w:rPr/>
+        <w:t xml:space="preserve">Cláusula da FIDE, aplicada ao pé da letra: </w:t>
+      </w:r>
       <w:r>
         <w:rPr>
           <w:rStyle w:val="Emphasis"/>
         </w:rPr>
-        <w:t>Perguntado pela diretoria: "não basta converter uma vez e só testar o K?"</w:t>
-      </w:r>
-      <w:r>
-        <w:rPr/>
-        <w:t xml:space="preserve"> Não basta, e o motivo é a própria permanência. Testando só o rating atual, um jogador que chegou a 2210 e caiu para 2150 voltaria a K=20, contrariando a regra. E converter uma única vez também não resolve, porque o indicador precisa ser ligado </w:t>
+        <w:t>"If the number of games (n) for a player on any list for a rating period multiplied by K exceeds 700, then K shall be the largest whole number such that K x n does not exceed 700."</w:t>
+      </w:r>
+    </w:p>
+    <w:p>
+      <w:pPr>
+        <w:pStyle w:val="BodyText"/>
+        <w:bidi w:val="0"/>
+        <w:jc w:val="left"/>
+        <w:rPr/>
+      </w:pPr>
+      <w:r>
+        <w:rPr/>
+        <w:t xml:space="preserve">Um K, um n, o período inteiro: </w:t>
+      </w:r>
+      <w:r>
+        <w:rPr>
+          <w:rStyle w:val="SourceText"/>
+        </w:rPr>
+        <w:t>n</w:t>
+      </w:r>
+      <w:r>
+        <w:rPr/>
+        <w:t xml:space="preserve"> é o número de partidas do jogador </w:t>
       </w:r>
       <w:r>
         <w:rPr>
           <w:rStyle w:val="Strong"/>
         </w:rPr>
-        <w:t>toda vez</w:t>
-      </w:r>
-      <w:r>
-        <w:rPr/>
-        <w:t xml:space="preserve"> que alguém cruzar 2200 daqui para frente, não só na migração. Na prática é um campo por modalidade que o programa liga sozinho e nunca desliga — ninguém precisa preenchê-lo à mão.</w:t>
+        <w:t>no período</w:t>
+      </w:r>
+      <w:r>
+        <w:rPr/>
+        <w:t xml:space="preserve"> e </w:t>
+      </w:r>
+      <w:r>
+        <w:rPr>
+          <w:rStyle w:val="SourceText"/>
+        </w:rPr>
+        <w:t>K</w:t>
+      </w:r>
+      <w:r>
+        <w:rPr/>
+        <w:t xml:space="preserve"> é o fator único da seção 5. Se </w:t>
+      </w:r>
+      <w:r>
+        <w:rPr>
+          <w:rStyle w:val="SourceText"/>
+        </w:rPr>
+        <w:t>n × K &gt; 700</w:t>
+      </w:r>
+      <w:r>
+        <w:rPr/>
+        <w:t xml:space="preserve">, </w:t>
+      </w:r>
+      <w:r>
+        <w:rPr>
+          <w:rStyle w:val="SourceText"/>
+        </w:rPr>
+        <w:t>K</w:t>
+      </w:r>
+      <w:r>
+        <w:rPr/>
+        <w:t xml:space="preserve"> passa a ser o </w:t>
+      </w:r>
+      <w:r>
+        <w:rPr>
+          <w:rStyle w:val="Strong"/>
+        </w:rPr>
+        <w:t>maior inteiro</w:t>
+      </w:r>
+      <w:r>
+        <w:rPr/>
+        <w:t xml:space="preserve"> tal que </w:t>
+      </w:r>
+      <w:r>
+        <w:rPr>
+          <w:rStyle w:val="SourceText"/>
+        </w:rPr>
+        <w:t>K × n ≤ 700</w:t>
+      </w:r>
+      <w:r>
+        <w:rPr/>
+        <w:t>.</w:t>
       </w:r>
     </w:p>
     <w:p>
@@ -2975,18 +3127,14 @@
         <w:rPr/>
       </w:pPr>
       <w:r>
-        <w:rPr/>
-        <w:t xml:space="preserve">Esse indicador </w:t>
-      </w:r>
-      <w:r>
         <w:rPr>
           <w:rStyle w:val="Strong"/>
         </w:rPr>
-        <w:t>vence todas as outras condições</w:t>
-      </w:r>
-      <w:r>
-        <w:rPr/>
-        <w:t xml:space="preserve"> da tabela acima: nem a regra de sub-18 nem a de jogador novo levantam o K de volta depois que ele chega a 10. O K é um freio que só aperta, nunca afrouxa.</w:t>
+        <w:t>O teto é de 700, aplicado por período e não por torneio.</w:t>
+      </w:r>
+      <w:r>
+        <w:rPr/>
+        <w:t xml:space="preserve"> Sobre o valor: no ciclo real de 2026 (seção 13) o teto não chegou a atuar — a mediana foi de 4 a 5 partidas por jogador por bimestre, com máximo de 26, contra as 18 partidas necessárias para o teto atuar sob K=40. O valor de 700 é o da própria FIDE.</w:t>
       </w:r>
     </w:p>
     <w:p>
@@ -2998,179 +3146,7 @@
       </w:pPr>
       <w:r>
         <w:rPr/>
-        <w:t xml:space="preserve">A única situação que parece contradizer isso não é exceção: um jogador que estreia numa modalidade nova (seção 1.1) entra com K=40 mesmo já tendo K=10 na modalidade de origem, porque o indicador de 2200 é guardado </w:t>
-      </w:r>
-      <w:r>
-        <w:rPr>
-          <w:rStyle w:val="Strong"/>
-        </w:rPr>
-        <w:t>por modalidade</w:t>
-      </w:r>
-      <w:r>
-        <w:rPr/>
-        <w:t xml:space="preserve"> — e naquela modalidade ele não atingiu 2200 nenhuma vez. O freio existe por modalidade; a modalidade nova começa sem ele.</w:t>
-      </w:r>
-    </w:p>
-    <w:p>
-      <w:pPr>
-        <w:pStyle w:val="BodyText"/>
-        <w:bidi w:val="0"/>
-        <w:jc w:val="left"/>
-        <w:rPr/>
-      </w:pPr>
-      <w:r>
-        <w:rPr/>
-        <w:t xml:space="preserve">O K é determinado </w:t>
-      </w:r>
-      <w:r>
-        <w:rPr>
-          <w:rStyle w:val="Strong"/>
-        </w:rPr>
-        <w:t>uma vez por período</w:t>
-      </w:r>
-      <w:r>
-        <w:rPr/>
-        <w:t xml:space="preserve"> e vale para todas as partidas dele, sem exceção.</w:t>
-      </w:r>
-    </w:p>
-    <w:p>
-      <w:pPr>
-        <w:pStyle w:val="Heading3"/>
-        <w:bidi w:val="0"/>
-        <w:jc w:val="left"/>
-        <w:rPr/>
-      </w:pPr>
-      <w:r>
-        <w:rPr/>
-        <w:t>5.1 Teto de 700 (8.3.3)</w:t>
-      </w:r>
-    </w:p>
-    <w:p>
-      <w:pPr>
-        <w:pStyle w:val="BodyText"/>
-        <w:bidi w:val="0"/>
-        <w:jc w:val="left"/>
-        <w:rPr/>
-      </w:pPr>
-      <w:r>
-        <w:rPr/>
-        <w:t xml:space="preserve">Cláusula da FIDE, aplicada ao pé da letra: </w:t>
-      </w:r>
-      <w:r>
-        <w:rPr>
-          <w:rStyle w:val="Emphasis"/>
-        </w:rPr>
-        <w:t>"If the number of games (n) for a player on any list for a rating period multiplied by K exceeds 700, then K shall be the largest whole number such that K x n does not exceed 700."</w:t>
-      </w:r>
-    </w:p>
-    <w:p>
-      <w:pPr>
-        <w:pStyle w:val="BodyText"/>
-        <w:bidi w:val="0"/>
-        <w:jc w:val="left"/>
-        <w:rPr/>
-      </w:pPr>
-      <w:r>
-        <w:rPr/>
-        <w:t xml:space="preserve">Um K, um n, o período inteiro: </w:t>
-      </w:r>
-      <w:r>
-        <w:rPr>
-          <w:rStyle w:val="SourceText"/>
-        </w:rPr>
-        <w:t>n</w:t>
-      </w:r>
-      <w:r>
-        <w:rPr/>
-        <w:t xml:space="preserve"> é o número de partidas do jogador </w:t>
-      </w:r>
-      <w:r>
-        <w:rPr>
-          <w:rStyle w:val="Strong"/>
-        </w:rPr>
-        <w:t>no período</w:t>
-      </w:r>
-      <w:r>
-        <w:rPr/>
-        <w:t xml:space="preserve"> e </w:t>
-      </w:r>
-      <w:r>
-        <w:rPr>
-          <w:rStyle w:val="SourceText"/>
-        </w:rPr>
-        <w:t>K</w:t>
-      </w:r>
-      <w:r>
-        <w:rPr/>
-        <w:t xml:space="preserve"> é o fator único da seção 5. Se </w:t>
-      </w:r>
-      <w:r>
-        <w:rPr>
-          <w:rStyle w:val="SourceText"/>
-        </w:rPr>
-        <w:t>n × K &gt; 700</w:t>
-      </w:r>
-      <w:r>
-        <w:rPr/>
-        <w:t xml:space="preserve">, </w:t>
-      </w:r>
-      <w:r>
-        <w:rPr>
-          <w:rStyle w:val="SourceText"/>
-        </w:rPr>
-        <w:t>K</w:t>
-      </w:r>
-      <w:r>
-        <w:rPr/>
-        <w:t xml:space="preserve"> passa a ser o </w:t>
-      </w:r>
-      <w:r>
-        <w:rPr>
-          <w:rStyle w:val="Strong"/>
-        </w:rPr>
-        <w:t>maior inteiro</w:t>
-      </w:r>
-      <w:r>
-        <w:rPr/>
-        <w:t xml:space="preserve"> tal que </w:t>
-      </w:r>
-      <w:r>
-        <w:rPr>
-          <w:rStyle w:val="SourceText"/>
-        </w:rPr>
-        <w:t>K × n ≤ 700</w:t>
-      </w:r>
-      <w:r>
-        <w:rPr/>
-        <w:t>.</w:t>
-      </w:r>
-    </w:p>
-    <w:p>
-      <w:pPr>
-        <w:pStyle w:val="BodyText"/>
-        <w:bidi w:val="0"/>
-        <w:jc w:val="left"/>
-        <w:rPr/>
-      </w:pPr>
-      <w:r>
-        <w:rPr>
-          <w:rStyle w:val="Strong"/>
-        </w:rPr>
-        <w:t>O teto é de 700, aplicado por período e não por torneio.</w:t>
-      </w:r>
-      <w:r>
-        <w:rPr/>
-        <w:t xml:space="preserve"> Sobre o valor: rodado o ciclo real de 2026 (seção 13), </w:t>
-      </w:r>
-      <w:r>
-        <w:rPr>
-          <w:rStyle w:val="Strong"/>
-        </w:rPr>
-        <w:t>o teto não chegou a agir uma vez</w:t>
-      </w:r>
-      <w:r>
-        <w:rPr/>
-        <w:t xml:space="preserve"> — a mediana foi de 4 a 5 partidas por jogador por bimestre e o máximo foi 26, contra as 18 partidas necessárias para o teto começar a morder sob K=40. Manter 700 é o valor da própria FIDE e, no calendário real da federação, indiferente na prática. Aplicar o teto torneio a torneio deixava o período total passar do limite por um múltiplo dele: um jogador com 40 partidas sob K=40, em dois torneios de 20, chegaria a K=35 em cada torneio (700 ÷ 20) — 1.400 no período, o dobro do teto. Com o teto sobre as 40 partidas do período inteiro, K vira 17 (40 × 17 = 680).</w:t>
+        <w:t>Sobre o recorte: aplicado torneio a torneio, o total do período ultrapassaria o limite por um múltiplo dele. Um jogador com 40 partidas sob K=40, em dois torneios de 20, chegaria a K=35 em cada torneio (700 ÷ 20) — 1.400 no período, o dobro do teto. Com o teto sobre as 40 partidas do período, K resulta em 17 (40 × 17 = 680).</w:t>
       </w:r>
     </w:p>
     <w:p>
@@ -4236,7 +4212,7 @@
       </w:r>
       <w:r>
         <w:rPr/>
-        <w:t xml:space="preserve">, e ele entra não-rated. A contagem de partidas é preservada "para registro", e as partidas já disputadas valem como acúmulo rumo às 5 que ele passa a precisar. Motivo: o modelo novo nunca produziria um rating com menos de 5 partidas (seção 6.1) — a lista convertida nasceria com números que o próprio modelo recusa. </w:t>
+        <w:t xml:space="preserve">, e ele entra não-rated. A contagem de partidas é preservada "para registro", e as partidas já disputadas valem como acúmulo rumo às 5 que ele passa a precisar. Motivo: o modelo novo não produz rating com menos de 5 partidas (seção 6.1), e a lista convertida conteria números que o próprio modelo recusa. </w:t>
       </w:r>
       <w:r>
         <w:rPr>
@@ -13875,7 +13851,7 @@
       </w:r>
       <w:r>
         <w:rPr/>
-        <w:t xml:space="preserve"> O programa a reescreve a cada ciclo, calculando o K de cada jogador a partir do rating, da contagem de partidas e da data de nascimento (seção 5). Não é preciso avisar ninguém para não editá-la: uma edição manual não altera o cálculo daquele ciclo e desaparece na primeira execução seguinte, sobrescrita pelo valor calculado.</w:t>
+        <w:t xml:space="preserve"> O programa a reescreve a cada ciclo, calculando o K de cada jogador a partir do rating, da contagem de partidas e da data de nascimento (seção 5). Uma alteração manual não afeta o cálculo daquele ciclo e é sobrescrita na execução seguinte.</w:t>
       </w:r>
     </w:p>
     <w:p>
@@ -13886,14 +13862,18 @@
         <w:rPr/>
       </w:pPr>
       <w:r>
+        <w:rPr/>
+        <w:t xml:space="preserve">A coluna serve à </w:t>
+      </w:r>
+      <w:r>
         <w:rPr>
           <w:rStyle w:val="Strong"/>
         </w:rPr>
-        <w:t>Para que serve, então, uma coluna que o programa não lê:</w:t>
-      </w:r>
-      <w:r>
-        <w:rPr/>
-        <w:t xml:space="preserve"> para conferir. Ela mostra com que fator cada jogador foi calculado naquele ciclo, que é o número que explica o tamanho da variação dele. Sem ela, descobrir isso exige refazer a regra da seção 5 à mão, jogador a jogador. É o mesmo papel do rating publicado — é resultado, e é por ser resultado que serve de conferência.</w:t>
+        <w:t>conferência</w:t>
+      </w:r>
+      <w:r>
+        <w:rPr/>
+        <w:t>: registra com que fator cada jogador foi calculado no ciclo, valor que explica a magnitude da variação obtida. Sem ela, essa verificação exige reaplicar a regra da seção 5 jogador a jogador. É a mesma função do rating publicado.</w:t>
       </w:r>
     </w:p>
     <w:p>
